--- a/Docs and Notes/Krishna_Utsav_2026_Project_Documentation.docx
+++ b/Docs and Notes/Krishna_Utsav_2026_Project_Documentation.docx
@@ -1379,7 +1379,7 @@
               <w:rPr>
                 <w:b/>
               </w:rPr>
-              <w:t>HTML and CSS/</w:t>
+              <w:t>index.html, vercel.json</w:t>
             </w:r>
           </w:p>
         </w:tc>
@@ -1389,7 +1389,7 @@
           </w:tcPr>
           <w:p>
             <w:r>
-              <w:t>index.html, index.css</w:t>
+              <w:t>Root entry files</w:t>
             </w:r>
           </w:p>
         </w:tc>
@@ -1399,7 +1399,7 @@
           </w:tcPr>
           <w:p>
             <w:r>
-              <w:t>Semantic structure, layout templates, glassmorphism design tokens</w:t>
+              <w:t>Zero-config root entry point for Vercel, Netlify, and Cloud CDNs to prevent 404s</w:t>
             </w:r>
           </w:p>
         </w:tc>
@@ -1415,7 +1415,7 @@
               <w:rPr>
                 <w:b/>
               </w:rPr>
-              <w:t>Java Script/</w:t>
+              <w:t>HTML and CSS/</w:t>
             </w:r>
           </w:p>
         </w:tc>
@@ -1426,7 +1426,7 @@
           </w:tcPr>
           <w:p>
             <w:r>
-              <w:t>index.js</w:t>
+              <w:t>index.html, index.css</w:t>
             </w:r>
           </w:p>
         </w:tc>
@@ -1437,7 +1437,7 @@
           </w:tcPr>
           <w:p>
             <w:r>
-              <w:t>Client interaction, carousels, audio gesture handlers, screensaver logic</w:t>
+              <w:t>Semantic structure, layout templates, glassmorphism design tokens</w:t>
             </w:r>
           </w:p>
         </w:tc>
@@ -1452,7 +1452,7 @@
               <w:rPr>
                 <w:b/>
               </w:rPr>
-              <w:t>Data and Config/</w:t>
+              <w:t>Java Script/</w:t>
             </w:r>
           </w:p>
         </w:tc>
@@ -1462,7 +1462,7 @@
           </w:tcPr>
           <w:p>
             <w:r>
-              <w:t>nginx.conf</w:t>
+              <w:t>index.js</w:t>
             </w:r>
           </w:p>
         </w:tc>
@@ -1472,7 +1472,7 @@
           </w:tcPr>
           <w:p>
             <w:r>
-              <w:t>Custom Nginx web server configuration, Gzip types &amp; redirect rules</w:t>
+              <w:t>Client interaction, carousels, audio gesture handlers, screensaver logic</w:t>
             </w:r>
           </w:p>
         </w:tc>
@@ -1488,7 +1488,7 @@
               <w:rPr>
                 <w:b/>
               </w:rPr>
-              <w:t>Image and Audio/</w:t>
+              <w:t>Data and Config/</w:t>
             </w:r>
           </w:p>
         </w:tc>
@@ -1499,7 +1499,7 @@
           </w:tcPr>
           <w:p>
             <w:r>
-              <w:t>Flute audio, photos</w:t>
+              <w:t>nginx.conf</w:t>
             </w:r>
           </w:p>
         </w:tc>
@@ -1510,7 +1510,7 @@
           </w:tcPr>
           <w:p>
             <w:r>
-              <w:t>Devotional background audio (mp3), peacock feather textures &amp; images</w:t>
+              <w:t>Custom Nginx web server configuration, Gzip types &amp; redirect rules</w:t>
             </w:r>
           </w:p>
         </w:tc>
@@ -1525,7 +1525,7 @@
               <w:rPr>
                 <w:b/>
               </w:rPr>
-              <w:t>Python Scripts/</w:t>
+              <w:t>Image and Audio/</w:t>
             </w:r>
           </w:p>
         </w:tc>
@@ -1535,7 +1535,7 @@
           </w:tcPr>
           <w:p>
             <w:r>
-              <w:t>generate_docs.py</w:t>
+              <w:t>Flute audio, photos</w:t>
             </w:r>
           </w:p>
         </w:tc>
@@ -1545,7 +1545,7 @@
           </w:tcPr>
           <w:p>
             <w:r>
-              <w:t>Automated Word document documentation generator scripts</w:t>
+              <w:t>Devotional background audio (mp3), peacock feather textures &amp; images</w:t>
             </w:r>
           </w:p>
         </w:tc>
@@ -1561,7 +1561,7 @@
               <w:rPr>
                 <w:b/>
               </w:rPr>
-              <w:t>Docs and Notes/</w:t>
+              <w:t>Python Scripts/</w:t>
             </w:r>
           </w:p>
         </w:tc>
@@ -1572,7 +1572,7 @@
           </w:tcPr>
           <w:p>
             <w:r>
-              <w:t>.docx documentation</w:t>
+              <w:t>generate_docs.py, create_root_entry.py</w:t>
             </w:r>
           </w:p>
         </w:tc>
@@ -1583,7 +1583,7 @@
           </w:tcPr>
           <w:p>
             <w:r>
-              <w:t>Formal project documentation files created for college submission</w:t>
+              <w:t>Automated Word documentation and root HTML synchronization scripts</w:t>
             </w:r>
           </w:p>
         </w:tc>
@@ -1598,6 +1598,42 @@
               <w:rPr>
                 <w:b/>
               </w:rPr>
+              <w:t>Docs and Notes/</w:t>
+            </w:r>
+          </w:p>
+        </w:tc>
+        <w:tc>
+          <w:tcPr>
+            <w:tcW w:type="dxa" w:w="3120"/>
+          </w:tcPr>
+          <w:p>
+            <w:r>
+              <w:t>.docx documentation</w:t>
+            </w:r>
+          </w:p>
+        </w:tc>
+        <w:tc>
+          <w:tcPr>
+            <w:tcW w:type="dxa" w:w="3120"/>
+          </w:tcPr>
+          <w:p>
+            <w:r>
+              <w:t>Formal project documentation files created for college submission</w:t>
+            </w:r>
+          </w:p>
+        </w:tc>
+      </w:tr>
+      <w:tr>
+        <w:tc>
+          <w:tcPr>
+            <w:tcW w:type="dxa" w:w="3120"/>
+            <w:shd w:fill="F4F6FB"/>
+          </w:tcPr>
+          <w:p>
+            <w:r>
+              <w:rPr>
+                <w:b/>
+              </w:rPr>
               <w:t>Root Configs</w:t>
             </w:r>
           </w:p>
@@ -1605,6 +1641,7 @@
         <w:tc>
           <w:tcPr>
             <w:tcW w:type="dxa" w:w="3120"/>
+            <w:shd w:fill="F4F6FB"/>
           </w:tcPr>
           <w:p>
             <w:r>
@@ -1615,6 +1652,7 @@
         <w:tc>
           <w:tcPr>
             <w:tcW w:type="dxa" w:w="3120"/>
+            <w:shd w:fill="F4F6FB"/>
           </w:tcPr>
           <w:p>
             <w:r>
@@ -2648,6 +2686,76 @@
       </w:pPr>
     </w:p>
     <w:p>
+      <w:pPr>
+        <w:keepNext/>
+        <w:spacing w:before="280" w:after="120"/>
+      </w:pPr>
+      <w:r>
+        <w:rPr>
+          <w:rFonts w:ascii="Arial" w:hAnsi="Arial"/>
+          <w:b/>
+          <w:color w:val="C6A15B"/>
+          <w:sz w:val="28"/>
+        </w:rPr>
+        <w:t>6.3 Cloud Edge Deployment &amp; Vercel Static Hosting Architecture</w:t>
+      </w:r>
+    </w:p>
+    <w:p>
+      <w:r>
+        <w:t>For global edge delivery without Docker infrastructure, the repository is configured for instantaneous deployment on Vercel, Netlify, and GitHub Pages. Modern cloud static hosts look for `index.html` at the repository root by default.</w:t>
+      </w:r>
+    </w:p>
+    <w:p>
+      <w:r>
+        <w:t>To prevent 404 routing errors upon initial deployment, the project provides a synchronized root `index.html` with calibrated relative asset bindings (`HTML and CSS/index.css`, `Java Script/index.js`, `Image and Audio/`), paired with a root `vercel.json` configuration file enabling clean URLs and resilient path routing.</w:t>
+      </w:r>
+    </w:p>
+    <w:tbl>
+      <w:tblPr>
+        <w:tblW w:type="auto" w:w="0"/>
+        <w:jc w:val="center"/>
+        <w:tblLook w:firstColumn="1" w:firstRow="1" w:lastColumn="0" w:lastRow="0" w:noHBand="0" w:noVBand="1" w:val="04A0"/>
+      </w:tblPr>
+      <w:tblGrid>
+        <w:gridCol w:w="9360"/>
+      </w:tblGrid>
+      <w:tr>
+        <w:tc>
+          <w:tcPr>
+            <w:tcW w:type="dxa" w:w="9360"/>
+            <w:shd w:fill="2B2D42"/>
+          </w:tcPr>
+          <w:p>
+            <w:pPr>
+              <w:spacing w:before="120" w:after="120"/>
+              <w:ind w:left="144"/>
+            </w:pPr>
+            <w:r>
+              <w:rPr>
+                <w:rFonts w:ascii="Consolas" w:hAnsi="Consolas"/>
+                <w:color w:val="F0F0F0"/>
+                <w:sz w:val="19"/>
+              </w:rPr>
+              <w:t>// vercel.json - Edge static hosting configuration</w:t>
+              <w:br/>
+              <w:t>{</w:t>
+              <w:br/>
+              <w:t xml:space="preserve">  "cleanUrls": true,</w:t>
+              <w:br/>
+              <w:t xml:space="preserve">  "trailingSlash": false</w:t>
+              <w:br/>
+              <w:t>}</w:t>
+            </w:r>
+          </w:p>
+        </w:tc>
+      </w:tr>
+    </w:tbl>
+    <w:p>
+      <w:pPr>
+        <w:spacing w:after="120"/>
+      </w:pPr>
+    </w:p>
+    <w:p>
       <w:r>
         <w:br w:type="page"/>
       </w:r>

--- a/Docs and Notes/Krishna_Utsav_2026_Project_Documentation.docx
+++ b/Docs and Notes/Krishna_Utsav_2026_Project_Documentation.docx
@@ -2221,6 +2221,56 @@
       </w:r>
     </w:p>
     <w:p>
+      <w:pPr>
+        <w:keepNext/>
+        <w:spacing w:before="280" w:after="120"/>
+      </w:pPr>
+      <w:r>
+        <w:rPr>
+          <w:rFonts w:ascii="Arial" w:hAnsi="Arial"/>
+          <w:b/>
+          <w:color w:val="C6A15B"/>
+          <w:sz w:val="28"/>
+        </w:rPr>
+        <w:t>4.5 Mobile Touch Gesture Support &amp; Ergonomic Thumb Navigation</w:t>
+      </w:r>
+    </w:p>
+    <w:p>
+      <w:r>
+        <w:t>To provide a mobile app-grade user experience on touch-enabled smartphones and tablets, the twin carousel system incorporates passive touch swipe gesture detection. Users can fluidly swipe left to advance to the next event or gallery image, or swipe right to return to the previous item, calculated via horizontal touch delta analysis.</w:t>
+      </w:r>
+    </w:p>
+    <w:p>
+      <w:r>
+        <w:t>Furthermore, the mobile UI layout shifts carousel navigation controls from side arrows (which frequently obscure card content on narrow screens) to dedicated bottom-centered thumb buttons. This ergonomic placement enables effortless one-handed operation on devices under 768px.</w:t>
+      </w:r>
+    </w:p>
+    <w:p>
+      <w:pPr>
+        <w:keepNext/>
+        <w:spacing w:before="280" w:after="120"/>
+      </w:pPr>
+      <w:r>
+        <w:rPr>
+          <w:rFonts w:ascii="Arial" w:hAnsi="Arial"/>
+          <w:b/>
+          <w:color w:val="C6A15B"/>
+          <w:sz w:val="28"/>
+        </w:rPr>
+        <w:t>4.6 Fixed Navigation Scroll Offset &amp; Clean Viewport Calibration</w:t>
+      </w:r>
+    </w:p>
+    <w:p>
+      <w:r>
+        <w:t>A notorious usability defect in single-page web applications with sticky or fixed headers is that clicking anchor navigation links causes target section titles to be partially or completely obscured behind the navigation bar. The Krishna Utsav portal permanently resolves this through CSS 'scroll-padding-top: 85px' at root level paired with 'scroll-margin-top: 85px' (75px on mobile) on every section.</w:t>
+      </w:r>
+    </w:p>
+    <w:p>
+      <w:r>
+        <w:t>To guarantee an uncluttered visual hierarchy on small screens, decorative corner ornaments are automatically suppressed on mobile viewports via media queries, background feather opacity is attenuated to 0.05, and divine hero halo dimensions are scaled adaptively.</w:t>
+      </w:r>
+    </w:p>
+    <w:p>
       <w:r>
         <w:br w:type="page"/>
       </w:r>
@@ -2478,6 +2528,222 @@
               <w:t xml:space="preserve">    gzip on;</w:t>
               <w:br/>
               <w:t xml:space="preserve">    gzip_types text/plain text/css application/json application/javascript text/xml image/svg+xml audio/mpeg;</w:t>
+              <w:br/>
+              <w:t>}</w:t>
+            </w:r>
+          </w:p>
+        </w:tc>
+      </w:tr>
+    </w:tbl>
+    <w:p>
+      <w:pPr>
+        <w:spacing w:after="120"/>
+      </w:pPr>
+    </w:p>
+    <w:p>
+      <w:pPr>
+        <w:keepNext/>
+        <w:spacing w:before="280" w:after="120"/>
+      </w:pPr>
+      <w:r>
+        <w:rPr>
+          <w:rFonts w:ascii="Arial" w:hAnsi="Arial"/>
+          <w:b/>
+          <w:color w:val="C6A15B"/>
+          <w:sz w:val="28"/>
+        </w:rPr>
+        <w:t>5.4 Mobile Touch Swipe Gesture Tracking (Java Script/index.js)</w:t>
+      </w:r>
+    </w:p>
+    <w:p>
+      <w:r>
+        <w:t>To enable smooth swipe navigation on touchscreens, the carousel component tracks touch coordinates and compares start and end offsets:</w:t>
+      </w:r>
+    </w:p>
+    <w:tbl>
+      <w:tblPr>
+        <w:tblW w:type="auto" w:w="0"/>
+        <w:jc w:val="center"/>
+        <w:tblLook w:firstColumn="1" w:firstRow="1" w:lastColumn="0" w:lastRow="0" w:noHBand="0" w:noVBand="1" w:val="04A0"/>
+      </w:tblPr>
+      <w:tblGrid>
+        <w:gridCol w:w="9360"/>
+      </w:tblGrid>
+      <w:tr>
+        <w:tc>
+          <w:tcPr>
+            <w:tcW w:type="dxa" w:w="9360"/>
+            <w:shd w:fill="2B2D42"/>
+          </w:tcPr>
+          <w:p>
+            <w:pPr>
+              <w:spacing w:before="120" w:after="120"/>
+              <w:ind w:left="144"/>
+            </w:pPr>
+            <w:r>
+              <w:rPr>
+                <w:rFonts w:ascii="Consolas" w:hAnsi="Consolas"/>
+                <w:color w:val="F0F0F0"/>
+                <w:sz w:val="19"/>
+              </w:rPr>
+              <w:t>// Support touch swipe gestures on mobile and touch displays</w:t>
+              <w:br/>
+              <w:t>let touchStartX = 0;</w:t>
+              <w:br/>
+              <w:t>let touchEndX = 0;</w:t>
+              <w:br/>
+              <w:br/>
+              <w:t>track.addEventListener('touchstart', (e) =&gt; {</w:t>
+              <w:br/>
+              <w:t xml:space="preserve">    touchStartX = e.changedTouches[0].screenX;</w:t>
+              <w:br/>
+              <w:t>}, { passive: true });</w:t>
+              <w:br/>
+              <w:br/>
+              <w:t>track.addEventListener('touchend', (e) =&gt; {</w:t>
+              <w:br/>
+              <w:t xml:space="preserve">    touchEndX = e.changedTouches[0].screenX;</w:t>
+              <w:br/>
+              <w:t xml:space="preserve">    const diffX = touchStartX - touchEndX;</w:t>
+              <w:br/>
+              <w:t xml:space="preserve">    if (Math.abs(diffX) &gt; 40) {</w:t>
+              <w:br/>
+              <w:t xml:space="preserve">        if (diffX &gt; 0) {</w:t>
+              <w:br/>
+              <w:t xml:space="preserve">            // Swiped left -&gt; Next item</w:t>
+              <w:br/>
+              <w:t xml:space="preserve">            const maxIndex = cards.length - getVisibleCount();</w:t>
+              <w:br/>
+              <w:t xml:space="preserve">            if (currentIndex &lt; maxIndex) {</w:t>
+              <w:br/>
+              <w:t xml:space="preserve">                currentIndex++;</w:t>
+              <w:br/>
+              <w:t xml:space="preserve">                updateSlider();</w:t>
+              <w:br/>
+              <w:t xml:space="preserve">            }</w:t>
+              <w:br/>
+              <w:t xml:space="preserve">        } else {</w:t>
+              <w:br/>
+              <w:t xml:space="preserve">            // Swiped right -&gt; Previous item</w:t>
+              <w:br/>
+              <w:t xml:space="preserve">            if (currentIndex &gt; 0) {</w:t>
+              <w:br/>
+              <w:t xml:space="preserve">                currentIndex--;</w:t>
+              <w:br/>
+              <w:t xml:space="preserve">                updateSlider();</w:t>
+              <w:br/>
+              <w:t xml:space="preserve">            }</w:t>
+              <w:br/>
+              <w:t xml:space="preserve">        }</w:t>
+              <w:br/>
+              <w:t xml:space="preserve">    }</w:t>
+              <w:br/>
+              <w:t>}, { passive: true });</w:t>
+            </w:r>
+          </w:p>
+        </w:tc>
+      </w:tr>
+    </w:tbl>
+    <w:p>
+      <w:pPr>
+        <w:spacing w:after="120"/>
+      </w:pPr>
+    </w:p>
+    <w:p>
+      <w:pPr>
+        <w:keepNext/>
+        <w:spacing w:before="280" w:after="120"/>
+      </w:pPr>
+      <w:r>
+        <w:rPr>
+          <w:rFonts w:ascii="Arial" w:hAnsi="Arial"/>
+          <w:b/>
+          <w:color w:val="C6A15B"/>
+          <w:sz w:val="28"/>
+        </w:rPr>
+        <w:t>5.5 Ergonomic Mobile Carousel &amp; Anchor Offset Rules (HTML and CSS/index.css)</w:t>
+      </w:r>
+    </w:p>
+    <w:p>
+      <w:r>
+        <w:t>Fixed-header offset rules and bottom-aligned thumb controls on mobile viewports:</w:t>
+      </w:r>
+    </w:p>
+    <w:tbl>
+      <w:tblPr>
+        <w:tblW w:type="auto" w:w="0"/>
+        <w:jc w:val="center"/>
+        <w:tblLook w:firstColumn="1" w:firstRow="1" w:lastColumn="0" w:lastRow="0" w:noHBand="0" w:noVBand="1" w:val="04A0"/>
+      </w:tblPr>
+      <w:tblGrid>
+        <w:gridCol w:w="9360"/>
+      </w:tblGrid>
+      <w:tr>
+        <w:tc>
+          <w:tcPr>
+            <w:tcW w:type="dxa" w:w="9360"/>
+            <w:shd w:fill="2B2D42"/>
+          </w:tcPr>
+          <w:p>
+            <w:pPr>
+              <w:spacing w:before="120" w:after="120"/>
+              <w:ind w:left="144"/>
+            </w:pPr>
+            <w:r>
+              <w:rPr>
+                <w:rFonts w:ascii="Consolas" w:hAnsi="Consolas"/>
+                <w:color w:val="F0F0F0"/>
+                <w:sz w:val="19"/>
+              </w:rPr>
+              <w:t>/* Root and section anchor scroll offset compensation */</w:t>
+              <w:br/>
+              <w:t>html {</w:t>
+              <w:br/>
+              <w:t xml:space="preserve">    scroll-behavior: smooth;</w:t>
+              <w:br/>
+              <w:t xml:space="preserve">    scroll-padding-top: 85px;</w:t>
+              <w:br/>
+              <w:t>}</w:t>
+              <w:br/>
+              <w:br/>
+              <w:t>section {</w:t>
+              <w:br/>
+              <w:t xml:space="preserve">    scroll-margin-top: 85px;</w:t>
+              <w:br/>
+              <w:t>}</w:t>
+              <w:br/>
+              <w:br/>
+              <w:t>/* Responsive mobile carousel: bottom thumb controls &amp; full-width cards */</w:t>
+              <w:br/>
+              <w:t>@media (max-width: 768px) {</w:t>
+              <w:br/>
+              <w:t xml:space="preserve">    .carousel-container {</w:t>
+              <w:br/>
+              <w:t xml:space="preserve">        position: relative;</w:t>
+              <w:br/>
+              <w:t xml:space="preserve">        padding-bottom: 60px;</w:t>
+              <w:br/>
+              <w:t xml:space="preserve">    }</w:t>
+              <w:br/>
+              <w:t xml:space="preserve">    .slider-track .event-card,</w:t>
+              <w:br/>
+              <w:t xml:space="preserve">    .slider-track .gallery-card {</w:t>
+              <w:br/>
+              <w:t xml:space="preserve">        flex: 0 0 100%;</w:t>
+              <w:br/>
+              <w:t xml:space="preserve">    }</w:t>
+              <w:br/>
+              <w:t xml:space="preserve">    .carousel-ctrl-btn {</w:t>
+              <w:br/>
+              <w:t xml:space="preserve">        position: absolute;</w:t>
+              <w:br/>
+              <w:t xml:space="preserve">        bottom: 0;</w:t>
+              <w:br/>
+              <w:t xml:space="preserve">    }</w:t>
+              <w:br/>
+              <w:t xml:space="preserve">    .carousel-ctrl-btn.prev { left: calc(50% - 55px); }</w:t>
+              <w:br/>
+              <w:t xml:space="preserve">    .carousel-ctrl-btn.next { right: calc(50% - 55px); }</w:t>
               <w:br/>
               <w:t>}</w:t>
             </w:r>
@@ -2894,7 +3160,7 @@
           </w:tcPr>
           <w:p>
             <w:r>
-              <w:t>375px - 480px</w:t>
+              <w:t>&lt; 480px</w:t>
             </w:r>
           </w:p>
         </w:tc>
@@ -2904,7 +3170,7 @@
           </w:tcPr>
           <w:p>
             <w:r>
-              <w:t>Single card carousel column, hamburger nav drawer active</w:t>
+              <w:t>Single card carousel, touch swipe gestures, bottom thumb controls, full-width CTA buttons, hidden ornaments</w:t>
             </w:r>
           </w:p>
         </w:tc>
@@ -2931,7 +3197,7 @@
           </w:tcPr>
           <w:p>
             <w:r>
-              <w:t>Tablet Portrait</w:t>
+              <w:t>Mobile / Small Tablet</w:t>
             </w:r>
           </w:p>
         </w:tc>
@@ -2942,7 +3208,7 @@
           </w:tcPr>
           <w:p>
             <w:r>
-              <w:t>768px - 900px</w:t>
+              <w:t>481px - 768px</w:t>
             </w:r>
           </w:p>
         </w:tc>
@@ -2953,7 +3219,7 @@
           </w:tcPr>
           <w:p>
             <w:r>
-              <w:t>2-card carousel slider layout, stacked stat counters</w:t>
+              <w:t>Full-width carousel cards with bottom-centered buttons, 75px fixed-header scroll padding, drawer nav</w:t>
             </w:r>
           </w:p>
         </w:tc>
@@ -2980,7 +3246,7 @@
           </w:tcPr>
           <w:p>
             <w:r>
-              <w:t>Laptop / Desktop</w:t>
+              <w:t>Tablet Landscape</w:t>
             </w:r>
           </w:p>
         </w:tc>
@@ -2990,7 +3256,7 @@
           </w:tcPr>
           <w:p>
             <w:r>
-              <w:t>1024px - 1440px</w:t>
+              <w:t>769px - 992px</w:t>
             </w:r>
           </w:p>
         </w:tc>
@@ -3000,7 +3266,7 @@
           </w:tcPr>
           <w:p>
             <w:r>
-              <w:t>3-card carousel slider track, inline desktop navigation link bar</w:t>
+              <w:t>2-card carousel slider track, side arrows, 85px fixed-header scroll padding</w:t>
             </w:r>
           </w:p>
         </w:tc>
@@ -3027,7 +3293,7 @@
           </w:tcPr>
           <w:p>
             <w:r>
-              <w:t>Ultra-Wide Monitor</w:t>
+              <w:t>Laptop / Desktop</w:t>
             </w:r>
           </w:p>
         </w:tc>
@@ -3038,7 +3304,7 @@
           </w:tcPr>
           <w:p>
             <w:r>
-              <w:t>1920px+</w:t>
+              <w:t>1024px - 1440px</w:t>
             </w:r>
           </w:p>
         </w:tc>
@@ -3049,7 +3315,7 @@
           </w:tcPr>
           <w:p>
             <w:r>
-              <w:t>Max-width container clamping (1200px limit), centered hero halo</w:t>
+              <w:t>3-card carousel slider track, inline desktop navigation link bar, full halo effects</w:t>
             </w:r>
           </w:p>
         </w:tc>
@@ -3057,6 +3323,52 @@
           <w:tcPr>
             <w:tcW w:type="dxa" w:w="2340"/>
             <w:shd w:fill="F4F6FB"/>
+          </w:tcPr>
+          <w:p>
+            <w:r>
+              <w:rPr>
+                <w:b/>
+                <w:color w:val="2E7D32"/>
+              </w:rPr>
+              <w:t>PASSED [100%]</w:t>
+            </w:r>
+          </w:p>
+        </w:tc>
+      </w:tr>
+      <w:tr>
+        <w:tc>
+          <w:tcPr>
+            <w:tcW w:type="dxa" w:w="2340"/>
+          </w:tcPr>
+          <w:p>
+            <w:r>
+              <w:t>Ultra-Wide Monitor</w:t>
+            </w:r>
+          </w:p>
+        </w:tc>
+        <w:tc>
+          <w:tcPr>
+            <w:tcW w:type="dxa" w:w="2340"/>
+          </w:tcPr>
+          <w:p>
+            <w:r>
+              <w:t>1920px+</w:t>
+            </w:r>
+          </w:p>
+        </w:tc>
+        <w:tc>
+          <w:tcPr>
+            <w:tcW w:type="dxa" w:w="2340"/>
+          </w:tcPr>
+          <w:p>
+            <w:r>
+              <w:t>Max-width container clamping (1400px limit), centered hero halo &amp; layout</w:t>
+            </w:r>
+          </w:p>
+        </w:tc>
+        <w:tc>
+          <w:tcPr>
+            <w:tcW w:type="dxa" w:w="2340"/>
           </w:tcPr>
           <w:p>
             <w:r>

--- a/Docs and Notes/Krishna_Utsav_2026_Project_Documentation.docx
+++ b/Docs and Notes/Krishna_Utsav_2026_Project_Documentation.docx
@@ -2271,6 +2271,63 @@
       </w:r>
     </w:p>
     <w:p>
+      <w:pPr>
+        <w:keepNext/>
+        <w:spacing w:before="280" w:after="120"/>
+      </w:pPr>
+      <w:r>
+        <w:rPr>
+          <w:rFonts w:ascii="Arial" w:hAnsi="Arial"/>
+          <w:b/>
+          <w:color w:val="C6A15B"/>
+          <w:sz w:val="28"/>
+        </w:rPr>
+        <w:t>4.7 Authentic Campus Celebration Gallery Showcase</w:t>
+      </w:r>
+    </w:p>
+    <w:p>
+      <w:r>
+        <w:t>The celebration gallery features authentic high-resolution photographic documentation captured directly at Dr. B.B. Hegde First Grade College during the Sri Krishna Janmashtami celebrations. Replacing generic placeholder assets, these four official photographs capture the spiritual and cultural essence of the institution:</w:t>
+      </w:r>
+    </w:p>
+    <w:p>
+      <w:pPr>
+        <w:pStyle w:val="ListBullet"/>
+      </w:pPr>
+      <w:r>
+        <w:t>Inaugural Lamp Lighting Ceremony: Traditional lighting of the sacred brass deepa on the AV Hall stage by esteemed college dignitaries, principal, and faculty coordinators in ceremonial attire.</w:t>
+      </w:r>
+    </w:p>
+    <w:p>
+      <w:pPr>
+        <w:pStyle w:val="ListBullet"/>
+      </w:pPr>
+      <w:r>
+        <w:t>Classical Flute &amp; Devotional Recital: Live stage musical performance featuring students playing classical bamboo flutes and mridangam accompanied by devotional chanting.</w:t>
+      </w:r>
+    </w:p>
+    <w:p>
+      <w:pPr>
+        <w:pStyle w:val="ListBullet"/>
+      </w:pPr>
+      <w:r>
+        <w:t>Spiritual Discourse (Kathavachana): Keynote address and benediction delivered from the dais commemorating Sri Krishna Leela and timeless ethical teachings.</w:t>
+      </w:r>
+    </w:p>
+    <w:p>
+      <w:pPr>
+        <w:pStyle w:val="ListBullet"/>
+      </w:pPr>
+      <w:r>
+        <w:t>Presidential Remarks &amp; Felicitation: Formal presidential address and cultural felicitation honoring participants, judges, and organizing committee members.</w:t>
+      </w:r>
+    </w:p>
+    <w:p>
+      <w:r>
+        <w:t>Each photo card incorporates a multi-layer gradient backing, devotional category tag icon, title typography, and cubic-bezier hover zoom animation to provide an exhibition-grade viewing experience.</w:t>
+      </w:r>
+    </w:p>
+    <w:p>
       <w:r>
         <w:br w:type="page"/>
       </w:r>

--- a/Docs and Notes/Krishna_Utsav_2026_Project_Documentation.docx
+++ b/Docs and Notes/Krishna_Utsav_2026_Project_Documentation.docx
@@ -1746,12 +1746,12 @@
           <w:color w:val="C6A15B"/>
           <w:sz w:val="28"/>
         </w:rPr>
-        <w:t>4.2 Interactive Competition Showcase (5 Featured Festival Events)</w:t>
+        <w:t>4.2 Interactive Competition Showcase (6 Featured Festival Events)</w:t>
       </w:r>
     </w:p>
     <w:p>
       <w:r>
-        <w:t>The portal highlights 5 official cultural competitions along with designated faculty coordinators, venues, and timings on an interactive, multi-card responsive slider track:</w:t>
+        <w:t>The portal highlights 6 official cultural competitions and art events along with designated faculty coordinators, bidding rules, venues, and timings on an interactive, multi-card responsive slider track:</w:t>
       </w:r>
     </w:p>
     <w:tbl>
@@ -2039,6 +2039,125 @@
               <w:rPr>
                 <w:b/>
               </w:rPr>
+              <w:t>Rangoli</w:t>
+            </w:r>
+          </w:p>
+        </w:tc>
+        <w:tc>
+          <w:tcPr>
+            <w:tcW w:type="dxa" w:w="1584"/>
+            <w:shd w:fill="F4F6FB"/>
+          </w:tcPr>
+          <w:p>
+            <w:r>
+              <w:t>Festival Week</w:t>
+            </w:r>
+          </w:p>
+        </w:tc>
+        <w:tc>
+          <w:tcPr>
+            <w:tcW w:type="dxa" w:w="1584"/>
+            <w:shd w:fill="F4F6FB"/>
+          </w:tcPr>
+          <w:p>
+            <w:r>
+              <w:t>Main Courtyard</w:t>
+            </w:r>
+          </w:p>
+        </w:tc>
+        <w:tc>
+          <w:tcPr>
+            <w:tcW w:type="dxa" w:w="1872"/>
+            <w:shd w:fill="F4F6FB"/>
+          </w:tcPr>
+          <w:p>
+            <w:r>
+              <w:t>Mrs. Nirmala</w:t>
+            </w:r>
+          </w:p>
+        </w:tc>
+        <w:tc>
+          <w:tcPr>
+            <w:tcW w:type="dxa" w:w="2304"/>
+            <w:shd w:fill="F4F6FB"/>
+          </w:tcPr>
+          <w:p>
+            <w:r>
+              <w:t>Vibrant Rangoli designs incorporating peacock feathers, flutes, and traditional motifs.</w:t>
+            </w:r>
+          </w:p>
+        </w:tc>
+      </w:tr>
+      <w:tr>
+        <w:tc>
+          <w:tcPr>
+            <w:tcW w:type="dxa" w:w="2016"/>
+          </w:tcPr>
+          <w:p>
+            <w:r>
+              <w:rPr>
+                <w:b/>
+              </w:rPr>
+              <w:t>Chitra Kala Auction</w:t>
+            </w:r>
+          </w:p>
+        </w:tc>
+        <w:tc>
+          <w:tcPr>
+            <w:tcW w:type="dxa" w:w="1584"/>
+          </w:tcPr>
+          <w:p>
+            <w:r>
+              <w:t>16-09-2026</w:t>
+              <w:br/>
+              <w:t>Morning (10 AM)</w:t>
+            </w:r>
+          </w:p>
+        </w:tc>
+        <w:tc>
+          <w:tcPr>
+            <w:tcW w:type="dxa" w:w="1584"/>
+          </w:tcPr>
+          <w:p>
+            <w:r>
+              <w:t>Main Courtyard</w:t>
+            </w:r>
+          </w:p>
+        </w:tc>
+        <w:tc>
+          <w:tcPr>
+            <w:tcW w:type="dxa" w:w="1872"/>
+          </w:tcPr>
+          <w:p>
+            <w:r>
+              <w:t>Classroom Bidding</w:t>
+              <w:br/>
+              <w:t>(₹100 - ₹1,000)</w:t>
+            </w:r>
+          </w:p>
+        </w:tc>
+        <w:tc>
+          <w:tcPr>
+            <w:tcW w:type="dxa" w:w="2304"/>
+          </w:tcPr>
+          <w:p>
+            <w:r>
+              <w:t>Grand exhibition of 25+ handmade sketches. Each class purchases at least one artwork via bidding.</w:t>
+            </w:r>
+          </w:p>
+        </w:tc>
+      </w:tr>
+      <w:tr>
+        <w:tc>
+          <w:tcPr>
+            <w:tcW w:type="dxa" w:w="2016"/>
+            <w:shd w:fill="F4F6FB"/>
+          </w:tcPr>
+          <w:p>
+            <w:r>
+              <w:rPr>
+                <w:b/>
+              </w:rPr>
               <w:t>Mosaru Kudike</w:t>
             </w:r>
           </w:p>
@@ -2088,61 +2207,6 @@
           <w:p>
             <w:r>
               <w:t>Pot decoration contest followed by festive Dahi Handi pot-breaking celebration.</w:t>
-            </w:r>
-          </w:p>
-        </w:tc>
-      </w:tr>
-      <w:tr>
-        <w:tc>
-          <w:tcPr>
-            <w:tcW w:type="dxa" w:w="2016"/>
-          </w:tcPr>
-          <w:p>
-            <w:r>
-              <w:rPr>
-                <w:b/>
-              </w:rPr>
-              <w:t>Rangoli</w:t>
-            </w:r>
-          </w:p>
-        </w:tc>
-        <w:tc>
-          <w:tcPr>
-            <w:tcW w:type="dxa" w:w="1584"/>
-          </w:tcPr>
-          <w:p>
-            <w:r>
-              <w:t>Festival Week</w:t>
-            </w:r>
-          </w:p>
-        </w:tc>
-        <w:tc>
-          <w:tcPr>
-            <w:tcW w:type="dxa" w:w="1584"/>
-          </w:tcPr>
-          <w:p>
-            <w:r>
-              <w:t>Main Courtyard</w:t>
-            </w:r>
-          </w:p>
-        </w:tc>
-        <w:tc>
-          <w:tcPr>
-            <w:tcW w:type="dxa" w:w="1872"/>
-          </w:tcPr>
-          <w:p>
-            <w:r>
-              <w:t>Mrs. Nirmala</w:t>
-            </w:r>
-          </w:p>
-        </w:tc>
-        <w:tc>
-          <w:tcPr>
-            <w:tcW w:type="dxa" w:w="2304"/>
-          </w:tcPr>
-          <w:p>
-            <w:r>
-              <w:t>Vibrant Rangoli designs incorporating peacock feathers, flutes, and traditional motifs.</w:t>
             </w:r>
           </w:p>
         </w:tc>
@@ -2232,17 +2296,17 @@
           <w:color w:val="C6A15B"/>
           <w:sz w:val="28"/>
         </w:rPr>
-        <w:t>4.5 Mobile Touch Gesture Support &amp; Ergonomic Thumb Navigation</w:t>
+        <w:t>4.5 Mobile Touch Gesture Support &amp; Unified Triple Carousel System</w:t>
       </w:r>
     </w:p>
     <w:p>
       <w:r>
-        <w:t>To provide a mobile app-grade user experience on touch-enabled smartphones and tablets, the twin carousel system incorporates passive touch swipe gesture detection. Users can fluidly swipe left to advance to the next event or gallery image, or swipe right to return to the previous item, calculated via horizontal touch delta analysis.</w:t>
+        <w:t>To provide a seamless, interactive user experience and eliminate awkward multi-row grid wrapping when adding events (e.g. 5 or 6 items), the portal standardizes a unified Triple Carousel architecture across: (1) Competition Categories, (2) Event Timeline / Schedule, and (3) Celebration Gallery. Each section features responsive '&lt;' and '&gt;' toggle buttons, boundary-aware disabled states, and fluid touch swipe gesture detection.</w:t>
       </w:r>
     </w:p>
     <w:p>
       <w:r>
-        <w:t>Furthermore, the mobile UI layout shifts carousel navigation controls from side arrows (which frequently obscure card content on narrow screens) to dedicated bottom-centered thumb buttons. This ergonomic placement enables effortless one-handed operation on devices under 768px.</w:t>
+        <w:t>Users can slide horizontally through all festival timeline milestones without broken grid rows. On mobile screens (under 768px), the carousel controls automatically reposition to the bottom center for comfortable one-handed thumb navigation.</w:t>
       </w:r>
     </w:p>
     <w:p>
@@ -2783,6 +2847,8 @@
               <w:t xml:space="preserve">    }</w:t>
               <w:br/>
               <w:t xml:space="preserve">    .slider-track .event-card,</w:t>
+              <w:br/>
+              <w:t xml:space="preserve">    .slider-track .timeline-item,</w:t>
               <w:br/>
               <w:t xml:space="preserve">    .slider-track .gallery-card {</w:t>
               <w:br/>

--- a/Docs and Notes/Krishna_Utsav_2026_Project_Documentation.docx
+++ b/Docs and Notes/Krishna_Utsav_2026_Project_Documentation.docx
@@ -1751,7 +1751,7 @@
     </w:p>
     <w:p>
       <w:r>
-        <w:t>The portal highlights 6 official cultural competitions and art events along with designated faculty coordinators, bidding rules, venues, and timings on an interactive, multi-card responsive slider track:</w:t>
+        <w:t>The portal highlights 6 official cultural competitions and art events arranged in chronological ascending order by event date and time, along with designated faculty coordinators, bidding rules, venues, and timings on an interactive, multi-card responsive slider track:</w:t>
       </w:r>
     </w:p>
     <w:tbl>
@@ -1862,7 +1862,7 @@
               <w:rPr>
                 <w:b/>
               </w:rPr>
-              <w:t>Bhagavadgeethe Shloka Patana</w:t>
+              <w:t>Rangoli</w:t>
             </w:r>
           </w:p>
         </w:tc>
@@ -1874,7 +1874,7 @@
             <w:r>
               <w:t>10-09-2026</w:t>
               <w:br/>
-              <w:t>3:00 PM</w:t>
+              <w:t>9:30 AM</w:t>
             </w:r>
           </w:p>
         </w:tc>
@@ -1884,7 +1884,7 @@
           </w:tcPr>
           <w:p>
             <w:r>
-              <w:t>AV Hall</w:t>
+              <w:t>Auditorium</w:t>
             </w:r>
           </w:p>
         </w:tc>
@@ -1894,7 +1894,7 @@
           </w:tcPr>
           <w:p>
             <w:r>
-              <w:t>Mrs. Wilma</w:t>
+              <w:t>Mrs. Nirmala</w:t>
             </w:r>
           </w:p>
         </w:tc>
@@ -1904,7 +1904,7 @@
           </w:tcPr>
           <w:p>
             <w:r>
-              <w:t>Sacred recitation and philosophical chanting from Srimad Bhagavad Gita.</w:t>
+              <w:t>Vibrant Rangoli designs incorporating peacock feathers, flutes, and traditional motifs.</w:t>
             </w:r>
           </w:p>
         </w:tc>
@@ -1920,7 +1920,7 @@
               <w:rPr>
                 <w:b/>
               </w:rPr>
-              <w:t>Kathavachana</w:t>
+              <w:t>Bhagavadgeethe Shloka Patana</w:t>
             </w:r>
           </w:p>
         </w:tc>
@@ -1931,7 +1931,7 @@
           </w:tcPr>
           <w:p>
             <w:r>
-              <w:t>11-09-2026</w:t>
+              <w:t>10-09-2026</w:t>
               <w:br/>
               <w:t>3:00 PM</w:t>
             </w:r>
@@ -1955,7 +1955,7 @@
           </w:tcPr>
           <w:p>
             <w:r>
-              <w:t>Mrs. Vijayashree</w:t>
+              <w:t>Mrs. Wilma</w:t>
             </w:r>
           </w:p>
         </w:tc>
@@ -1966,7 +1966,7 @@
           </w:tcPr>
           <w:p>
             <w:r>
-              <w:t>Traditional narrative storytelling and discourse celebrating Sri Krishna Leela.</w:t>
+              <w:t>Sacred recitation and philosophical chanting from Srimad Bhagavad Gita.</w:t>
             </w:r>
           </w:p>
         </w:tc>
@@ -1981,7 +1981,7 @@
               <w:rPr>
                 <w:b/>
               </w:rPr>
-              <w:t>Bhajana Sparde</w:t>
+              <w:t>Kathavachana</w:t>
             </w:r>
           </w:p>
         </w:tc>
@@ -1991,7 +1991,7 @@
           </w:tcPr>
           <w:p>
             <w:r>
-              <w:t>15-09-2026</w:t>
+              <w:t>11-09-2026</w:t>
               <w:br/>
               <w:t>3:00 PM</w:t>
             </w:r>
@@ -2013,7 +2013,7 @@
           </w:tcPr>
           <w:p>
             <w:r>
-              <w:t>Mrs. Giriraj Bhat</w:t>
+              <w:t>Mrs. Vijayashree</w:t>
             </w:r>
           </w:p>
         </w:tc>
@@ -2023,7 +2023,7 @@
           </w:tcPr>
           <w:p>
             <w:r>
-              <w:t>Solo and group devotional singing honoring Lord Krishna's divine qualities.</w:t>
+              <w:t>Traditional narrative storytelling and discourse celebrating Sri Krishna Leela.</w:t>
             </w:r>
           </w:p>
         </w:tc>
@@ -2039,7 +2039,7 @@
               <w:rPr>
                 <w:b/>
               </w:rPr>
-              <w:t>Rangoli</w:t>
+              <w:t>Bhajana Sparde</w:t>
             </w:r>
           </w:p>
         </w:tc>
@@ -2050,7 +2050,9 @@
           </w:tcPr>
           <w:p>
             <w:r>
-              <w:t>Festival Week</w:t>
+              <w:t>15-09-2026</w:t>
+              <w:br/>
+              <w:t>3:00 PM</w:t>
             </w:r>
           </w:p>
         </w:tc>
@@ -2061,7 +2063,7 @@
           </w:tcPr>
           <w:p>
             <w:r>
-              <w:t>Main Courtyard</w:t>
+              <w:t>AV Hall</w:t>
             </w:r>
           </w:p>
         </w:tc>
@@ -2072,7 +2074,7 @@
           </w:tcPr>
           <w:p>
             <w:r>
-              <w:t>Mrs. Nirmala</w:t>
+              <w:t>Mr. Giriraj Bhat</w:t>
             </w:r>
           </w:p>
         </w:tc>
@@ -2083,7 +2085,7 @@
           </w:tcPr>
           <w:p>
             <w:r>
-              <w:t>Vibrant Rangoli designs incorporating peacock feathers, flutes, and traditional motifs.</w:t>
+              <w:t>Solo and group devotional singing honoring Lord Krishna's divine qualities.</w:t>
             </w:r>
           </w:p>
         </w:tc>
@@ -2182,7 +2184,7 @@
           </w:tcPr>
           <w:p>
             <w:r>
-              <w:t>Quadrangle</w:t>
+              <w:t>Main Courtyard</w:t>
             </w:r>
           </w:p>
         </w:tc>
@@ -2195,7 +2197,7 @@
             <w:r>
               <w:t>Mr. Pranam &amp;</w:t>
               <w:br/>
-              <w:t>Mr. Shreekanth</w:t>
+              <w:t xml:space="preserve"> Mr. Shreekanth</w:t>
             </w:r>
           </w:p>
         </w:tc>

--- a/Docs and Notes/Krishna_Utsav_2026_Project_Documentation.docx
+++ b/Docs and Notes/Krishna_Utsav_2026_Project_Documentation.docx
@@ -2074,7 +2074,7 @@
           </w:tcPr>
           <w:p>
             <w:r>
-              <w:t>Mr. Giriraj Bhat</w:t>
+              <w:t>Mr. Giriraj</w:t>
             </w:r>
           </w:p>
         </w:tc>

--- a/Docs and Notes/Krishna_Utsav_2026_Project_Documentation.docx
+++ b/Docs and Notes/Krishna_Utsav_2026_Project_Documentation.docx
@@ -2074,7 +2074,7 @@
           </w:tcPr>
           <w:p>
             <w:r>
-              <w:t>Mr. Giriraj</w:t>
+              <w:t>Mr. Giriraj Bhat</w:t>
             </w:r>
           </w:p>
         </w:tc>

--- a/Docs and Notes/Krishna_Utsav_2026_Project_Documentation.docx
+++ b/Docs and Notes/Krishna_Utsav_2026_Project_Documentation.docx
@@ -2394,6 +2394,82 @@
       </w:r>
     </w:p>
     <w:p>
+      <w:pPr>
+        <w:keepNext/>
+        <w:spacing w:before="280" w:after="120"/>
+      </w:pPr>
+      <w:r>
+        <w:rPr>
+          <w:rFonts w:ascii="Arial" w:hAnsi="Arial"/>
+          <w:b/>
+          <w:color w:val="C6A15B"/>
+          <w:sz w:val="28"/>
+        </w:rPr>
+        <w:t>4.8 Sacred 11-Alankara Krishna Continuous Darshan Slideshow</w:t>
+      </w:r>
+    </w:p>
+    <w:p>
+      <w:r>
+        <w:t>In the primary 'About Krishna Janmashtami' section, the single static hero illustration is enhanced with an authentic 11-Alankara sacred darshan slideshow displaying high-resolution photographs of Lord Krishna (located in 'Image and Audio/Krishna/'). This dynamic component presents the deity in eleven distinct traditional festive alankaras and temple adornments.</w:t>
+      </w:r>
+    </w:p>
+    <w:p>
+      <w:pPr>
+        <w:pStyle w:val="ListBullet"/>
+      </w:pPr>
+      <w:r>
+        <w:t>Continuous 3-Second Auto-Progression: The slider automatically transitions every 3.0 seconds (3,000ms) with smooth 700ms cubic-bezier translation curves.</w:t>
+      </w:r>
+    </w:p>
+    <w:p>
+      <w:pPr>
+        <w:pStyle w:val="ListBullet"/>
+      </w:pPr>
+      <w:r>
+        <w:t>Infinite Seamless Loop Architecture: Employs a zero-stutter cloned boundary technique (11 real slides + 1 seamless clone) that silently snaps from index 11 back to index 0 on transitionend, delivering an unbroken forward-gliding motion without jarring rewinds.</w:t>
+      </w:r>
+    </w:p>
+    <w:p>
+      <w:pPr>
+        <w:pStyle w:val="ListBullet"/>
+      </w:pPr>
+      <w:r>
+        <w:t>Real-Time Golden Progress Bar: A 4px glowing gold gradient timer bar fills continuously across the bottom of the active image frame over 3 seconds, giving clear visual cues of countdown progression.</w:t>
+      </w:r>
+    </w:p>
+    <w:p>
+      <w:pPr>
+        <w:pStyle w:val="ListBullet"/>
+      </w:pPr>
+      <w:r>
+        <w:t>Active Darshan Counter &amp; Header Badge: Displays an ornate gold 'ॐ DIVINE DARSHAN' title header alongside a live-updating counter badge ('1 / 11' through '11 / 11').</w:t>
+      </w:r>
+    </w:p>
+    <w:p>
+      <w:pPr>
+        <w:pStyle w:val="ListBullet"/>
+      </w:pPr>
+      <w:r>
+        <w:t>11 Pagination Indicator Dots: Interactive navigation dots with a stretched gold pill animation for the currently active slide, allowing one-click jumping to any specific darshan.</w:t>
+      </w:r>
+    </w:p>
+    <w:p>
+      <w:pPr>
+        <w:pStyle w:val="ListBullet"/>
+      </w:pPr>
+      <w:r>
+        <w:t>Touch Swipe Gesture &amp; Overlay Navigation: Supports touch swipe gestures on mobile viewports as well as glassmorphic Next/Previous chevron buttons.</w:t>
+      </w:r>
+    </w:p>
+    <w:p>
+      <w:pPr>
+        <w:pStyle w:val="ListBullet"/>
+      </w:pPr>
+      <w:r>
+        <w:t>Intelligent Pause-on-Hover: Automatically freezes slider progression when the user moves their cursor over an idol image, allowing unhurried devotion and detailed viewing.</w:t>
+      </w:r>
+    </w:p>
+    <w:p>
       <w:r>
         <w:br w:type="page"/>
       </w:r>
@@ -2869,6 +2945,117 @@
               <w:t xml:space="preserve">    .carousel-ctrl-btn.prev { left: calc(50% - 55px); }</w:t>
               <w:br/>
               <w:t xml:space="preserve">    .carousel-ctrl-btn.next { right: calc(50% - 55px); }</w:t>
+              <w:br/>
+              <w:t>}</w:t>
+            </w:r>
+          </w:p>
+        </w:tc>
+      </w:tr>
+    </w:tbl>
+    <w:p>
+      <w:pPr>
+        <w:spacing w:after="120"/>
+      </w:pPr>
+    </w:p>
+    <w:p>
+      <w:pPr>
+        <w:keepNext/>
+        <w:spacing w:before="280" w:after="120"/>
+      </w:pPr>
+      <w:r>
+        <w:rPr>
+          <w:rFonts w:ascii="Arial" w:hAnsi="Arial"/>
+          <w:b/>
+          <w:color w:val="C6A15B"/>
+          <w:sz w:val="28"/>
+        </w:rPr>
+        <w:t>5.6 Continuous Krishna Darshan Slider Architecture (Java Script/index.js &amp; HTML and CSS/index.css)</w:t>
+      </w:r>
+    </w:p>
+    <w:p>
+      <w:r>
+        <w:t>The following snippet highlights the requestAnimationFrame-driven 3-second progress timer and seamless loop transition handler:</w:t>
+      </w:r>
+    </w:p>
+    <w:tbl>
+      <w:tblPr>
+        <w:tblW w:type="auto" w:w="0"/>
+        <w:jc w:val="center"/>
+        <w:tblLook w:firstColumn="1" w:firstRow="1" w:lastColumn="0" w:lastRow="0" w:noHBand="0" w:noVBand="1" w:val="04A0"/>
+      </w:tblPr>
+      <w:tblGrid>
+        <w:gridCol w:w="9360"/>
+      </w:tblGrid>
+      <w:tr>
+        <w:tc>
+          <w:tcPr>
+            <w:tcW w:type="dxa" w:w="9360"/>
+            <w:shd w:fill="2B2D42"/>
+          </w:tcPr>
+          <w:p>
+            <w:pPr>
+              <w:spacing w:before="120" w:after="120"/>
+              <w:ind w:left="144"/>
+            </w:pPr>
+            <w:r>
+              <w:rPr>
+                <w:rFonts w:ascii="Consolas" w:hAnsi="Consolas"/>
+                <w:color w:val="F0F0F0"/>
+                <w:sz w:val="19"/>
+              </w:rPr>
+              <w:t>function initKrishnaDarshanSlider() {</w:t>
+              <w:br/>
+              <w:t xml:space="preserve">    const container = document.getElementById('krishnaSliderContainer');</w:t>
+              <w:br/>
+              <w:t xml:space="preserve">    const track = document.getElementById('krishnaSliderTrack');</w:t>
+              <w:br/>
+              <w:t xml:space="preserve">    const timerBar = document.getElementById('krishnaTimerBar');</w:t>
+              <w:br/>
+              <w:t xml:space="preserve">    const slideDuration = 3000; // 3 seconds per alankara</w:t>
+              <w:br/>
+              <w:t xml:space="preserve">    let currentIndex = 0;</w:t>
+              <w:br/>
+              <w:br/>
+              <w:t xml:space="preserve">    // Seamless infinite forward loop via boundary clone</w:t>
+              <w:br/>
+              <w:t xml:space="preserve">    track.addEventListener('transitionend', () =&gt; {</w:t>
+              <w:br/>
+              <w:t xml:space="preserve">        isTransitioning = false;</w:t>
+              <w:br/>
+              <w:t xml:space="preserve">        if (currentIndex &gt;= originalCount) {</w:t>
+              <w:br/>
+              <w:t xml:space="preserve">            currentIndex = 0;</w:t>
+              <w:br/>
+              <w:t xml:space="preserve">            renderSlide(false); // snap silently without animation</w:t>
+              <w:br/>
+              <w:t xml:space="preserve">        }</w:t>
+              <w:br/>
+              <w:t xml:space="preserve">    });</w:t>
+              <w:br/>
+              <w:br/>
+              <w:t xml:space="preserve">    // 3-second progress timer</w:t>
+              <w:br/>
+              <w:t xml:space="preserve">    function frame(now) {</w:t>
+              <w:br/>
+              <w:t xml:space="preserve">        const elapsed = now - progressStartTime;</w:t>
+              <w:br/>
+              <w:t xml:space="preserve">        const pct = Math.min(100, (elapsed / slideDuration) * 100);</w:t>
+              <w:br/>
+              <w:t xml:space="preserve">        if (timerBar) timerBar.style.width = pct + '%';</w:t>
+              <w:br/>
+              <w:t xml:space="preserve">        if (elapsed &lt; slideDuration) {</w:t>
+              <w:br/>
+              <w:t xml:space="preserve">            animFrameId = requestAnimationFrame(frame);</w:t>
+              <w:br/>
+              <w:t xml:space="preserve">        } else {</w:t>
+              <w:br/>
+              <w:t xml:space="preserve">            nextSlide();</w:t>
+              <w:br/>
+              <w:t xml:space="preserve">            startProgress();</w:t>
+              <w:br/>
+              <w:t xml:space="preserve">        }</w:t>
+              <w:br/>
+              <w:t xml:space="preserve">    }</w:t>
               <w:br/>
               <w:t>}</w:t>
             </w:r>

--- a/Docs and Notes/Krishna_Utsav_2026_Project_Documentation.docx
+++ b/Docs and Notes/Krishna_Utsav_2026_Project_Documentation.docx
@@ -3702,6 +3702,66 @@
     <w:p>
       <w:pPr>
         <w:keepNext/>
+        <w:spacing w:before="280" w:after="120"/>
+      </w:pPr>
+      <w:r>
+        <w:rPr>
+          <w:rFonts w:ascii="Arial" w:hAnsi="Arial"/>
+          <w:b/>
+          <w:color w:val="C6A15B"/>
+          <w:sz w:val="28"/>
+        </w:rPr>
+        <w:t>7.5 Ethereal Vrindavan Wallpaper &amp; Dynamic Feather Aesthetics</w:t>
+      </w:r>
+    </w:p>
+    <w:p>
+      <w:r>
+        <w:t>To elevate the spiritual ambiance of the web application, a full-page background wallpaper system was integrated along with enhanced iridescent peacock feather dynamics:</w:t>
+      </w:r>
+    </w:p>
+    <w:p>
+      <w:pPr>
+        <w:pStyle w:val="ListBullet"/>
+      </w:pPr>
+      <w:r>
+        <w:t>Full Uncropped Image Fit &amp; Ambient Bleed: Uses dual-layer background architecture featuring a full-bleed ambient blurred fill (scale 1.1, blur 28px) and a primary centered canvas ('vrindavan-bg.jpeg', object-fit: contain) ensuring 100% of the uploaded artwork (Little Krishna, cows, peacocks, Yamuna river, and temple) is completely visible without any cropping on wide, laptop, or mobile screens.</w:t>
+      </w:r>
+    </w:p>
+    <w:p>
+      <w:pPr>
+        <w:pStyle w:val="ListBullet"/>
+      </w:pPr>
+      <w:r>
+        <w:t>Delicate Watermark Merging &amp; Vignette Masking: Applied radial vignette masking with 'mix-blend-mode: multiply' and optimized opacity (0.22) to weave the artwork seamlessly into the sacred ivory/cream portal theme (#F9F7F1).</w:t>
+      </w:r>
+    </w:p>
+    <w:p>
+      <w:pPr>
+        <w:pStyle w:val="ListBullet"/>
+      </w:pPr>
+      <w:r>
+        <w:t>High-Contrast Typography Hardening: Elevated hero typography contrast with deep dark slate/navy hues (#1E293B, #0B6058) and luminous subtle text shadows to ensure crystal-clear readability against the background artwork.</w:t>
+      </w:r>
+    </w:p>
+    <w:p>
+      <w:pPr>
+        <w:pStyle w:val="ListBullet"/>
+      </w:pPr>
+      <w:r>
+        <w:t>Enhanced Peacock Feather Color Ratio: Upgraded bouncing peacock feather elements to transparent PNGs with heightened color saturation (saturate 1.35, contrast 1.1) and boosted visibility opacity (0.42 - 0.50) with soft drop-shadows.</w:t>
+      </w:r>
+    </w:p>
+    <w:p>
+      <w:pPr>
+        <w:pStyle w:val="ListBullet"/>
+      </w:pPr>
+      <w:r>
+        <w:t>Physics-Based Floating Kinetics: Retains collision-detecting boundary bouncing across viewport edges with responsive position clamping during window resize events.</w:t>
+      </w:r>
+    </w:p>
+    <w:p>
+      <w:pPr>
+        <w:keepNext/>
         <w:spacing w:before="360" w:after="160"/>
       </w:pPr>
       <w:r>

--- a/Docs and Notes/Krishna_Utsav_2026_Project_Documentation.docx
+++ b/Docs and Notes/Krishna_Utsav_2026_Project_Documentation.docx
@@ -3724,7 +3724,7 @@
         <w:pStyle w:val="ListBullet"/>
       </w:pPr>
       <w:r>
-        <w:t>Full Uncropped Image Fit &amp; Ambient Bleed: Uses dual-layer background architecture featuring a full-bleed ambient blurred fill (scale 1.1, blur 28px) and a primary centered canvas ('vrindavan-bg.jpeg', object-fit: contain) ensuring 100% of the uploaded artwork (Little Krishna, cows, peacocks, Yamuna river, and temple) is completely visible without any cropping on wide, laptop, or mobile screens.</w:t>
+        <w:t>Full-Page Cover Wallpaper: Uses the sacred Little Krishna and Gau-Mata in Vrindavan artwork ('vrindavan-bg.jpeg') with fixed viewport positioning (100vw x 100vh), object-fit cover, and non-blocking pointer events.</w:t>
       </w:r>
     </w:p>
     <w:p>
@@ -3732,7 +3732,7 @@
         <w:pStyle w:val="ListBullet"/>
       </w:pPr>
       <w:r>
-        <w:t>Delicate Watermark Merging &amp; Vignette Masking: Applied radial vignette masking with 'mix-blend-mode: multiply' and optimized opacity (0.22) to weave the artwork seamlessly into the sacred ivory/cream portal theme (#F9F7F1).</w:t>
+        <w:t>Subtle Watermark Merging: Configured with low opacity (0.12) and 'mix-blend-mode: multiply' to delicately weave the serene Vrindavan tapestry into the sacred ivory/cream theme (#F9F7F1) without compromising readability or foreground contrast.</w:t>
       </w:r>
     </w:p>
     <w:p>
@@ -3740,15 +3740,7 @@
         <w:pStyle w:val="ListBullet"/>
       </w:pPr>
       <w:r>
-        <w:t>High-Contrast Typography Hardening: Elevated hero typography contrast with deep dark slate/navy hues (#1E293B, #0B6058) and luminous subtle text shadows to ensure crystal-clear readability against the background artwork.</w:t>
-      </w:r>
-    </w:p>
-    <w:p>
-      <w:pPr>
-        <w:pStyle w:val="ListBullet"/>
-      </w:pPr>
-      <w:r>
-        <w:t>Enhanced Peacock Feather Color Ratio: Upgraded bouncing peacock feather elements to transparent PNGs with heightened color saturation (saturate 1.35, contrast 1.1) and boosted visibility opacity (0.42 - 0.50) with soft drop-shadows.</w:t>
+        <w:t>Enhanced Peacock Feather Color Ratio: Upgraded the bouncing peacock feather elements to transparent PNGs with heightened color saturation (saturate 1.35, contrast 1.1) and boosted visibility opacity (0.42 - 0.50) with soft drop-shadows.</w:t>
       </w:r>
     </w:p>
     <w:p>
@@ -3757,6 +3749,66 @@
       </w:pPr>
       <w:r>
         <w:t>Physics-Based Floating Kinetics: Retains collision-detecting boundary bouncing across viewport edges with responsive position clamping during window resize events.</w:t>
+      </w:r>
+    </w:p>
+    <w:p>
+      <w:pPr>
+        <w:keepNext/>
+        <w:spacing w:before="280" w:after="120"/>
+      </w:pPr>
+      <w:r>
+        <w:rPr>
+          <w:rFonts w:ascii="Arial" w:hAnsi="Arial"/>
+          <w:b/>
+          <w:color w:val="C6A15B"/>
+          <w:sz w:val="28"/>
+        </w:rPr>
+        <w:t>7.6 Mobile Viewport Optimization &amp; Horizontal Overflow Prevention</w:t>
+      </w:r>
+    </w:p>
+    <w:p>
+      <w:r>
+        <w:t>To ensure seamless rendering across smartphone screens and eliminate extra horizontal gutter spacing or unwanted scrolling, comprehensive mobile containment optimizations were implemented:</w:t>
+      </w:r>
+    </w:p>
+    <w:p>
+      <w:pPr>
+        <w:pStyle w:val="ListBullet"/>
+      </w:pPr>
+      <w:r>
+        <w:t>Dual-Root Overflow Containment: Applied 'overflow-x: hidden', 'width: 100%', and 'max-width: 100%' across both 'html' and 'body' elements, strictly constraining touch viewport boundaries.</w:t>
+      </w:r>
+    </w:p>
+    <w:p>
+      <w:pPr>
+        <w:pStyle w:val="ListBullet"/>
+      </w:pPr>
+      <w:r>
+        <w:t>Hero &amp; Section Containment: Added 'overflow: hidden' on the Hero section and 'overflow-x: clip' across content sections, securely clipping the 600px rotating mandalas and 800px spiritual glow effects within mobile device viewports.</w:t>
+      </w:r>
+    </w:p>
+    <w:p>
+      <w:pPr>
+        <w:pStyle w:val="ListBullet"/>
+      </w:pPr>
+      <w:r>
+        <w:t>Refactored Off-Canvas Navigation Drawer: Replaced legacy 'right: -100%' positioning with modern 'right: 0; transform: translateX(100%); visibility: hidden; pointer-events: none;' for closed navigation links, eliminating phantom scrollbars on mobile browsers.</w:t>
+      </w:r>
+    </w:p>
+    <w:p>
+      <w:pPr>
+        <w:pStyle w:val="ListBullet"/>
+      </w:pPr>
+      <w:r>
+        <w:t>Mobile Bouncing Feather Deactivation: Disabled floating peacock feather animations on screens &lt;= 768px in both CSS ('display: none !important') and JavaScript to prevent touch obstruction and bounding box rotation overflow.</w:t>
+      </w:r>
+    </w:p>
+    <w:p>
+      <w:pPr>
+        <w:pStyle w:val="ListBullet"/>
+      </w:pPr>
+      <w:r>
+        <w:t>Proportional Decorative Scaling: Responsive breakpoints (768px and 480px) downscale divine halo, spiritual aura, and footer mandala dimensions to cleanly fit narrow mobile widths (down to 320px).</w:t>
       </w:r>
     </w:p>
     <w:p>

--- a/Docs and Notes/Krishna_Utsav_2026_Project_Documentation.docx
+++ b/Docs and Notes/Krishna_Utsav_2026_Project_Documentation.docx
@@ -1379,7 +1379,7 @@
               <w:rPr>
                 <w:b/>
               </w:rPr>
-              <w:t>index.html, vercel.json</w:t>
+              <w:t>index.html, favicon.ico, vercel.json</w:t>
             </w:r>
           </w:p>
         </w:tc>
@@ -1389,7 +1389,7 @@
           </w:tcPr>
           <w:p>
             <w:r>
-              <w:t>Root entry files</w:t>
+              <w:t>Root entry files &amp; root favicon</w:t>
             </w:r>
           </w:p>
         </w:tc>
@@ -1399,7 +1399,7 @@
           </w:tcPr>
           <w:p>
             <w:r>
-              <w:t>Zero-config root entry point for Vercel, Netlify, and Cloud CDNs to prevent 404s</w:t>
+              <w:t>Zero-config root entry point and default /favicon.ico handler for browsers and CDNs</w:t>
             </w:r>
           </w:p>
         </w:tc>
@@ -1462,7 +1462,7 @@
           </w:tcPr>
           <w:p>
             <w:r>
-              <w:t>index.js</w:t>
+              <w:t>index.js, invitation.js</w:t>
             </w:r>
           </w:p>
         </w:tc>
@@ -1472,7 +1472,7 @@
           </w:tcPr>
           <w:p>
             <w:r>
-              <w:t>Client interaction, carousels, audio gesture handlers, screensaver logic</w:t>
+              <w:t>Client interaction, carousels, audio gesture handlers, invitation QR generation</w:t>
             </w:r>
           </w:p>
         </w:tc>
@@ -1535,7 +1535,7 @@
           </w:tcPr>
           <w:p>
             <w:r>
-              <w:t>Flute audio, photos</w:t>
+              <w:t>Flute audio, photos, favicons</w:t>
             </w:r>
           </w:p>
         </w:tc>
@@ -1545,7 +1545,7 @@
           </w:tcPr>
           <w:p>
             <w:r>
-              <w:t>Devotional background audio (mp3), peacock feather textures &amp; images</w:t>
+              <w:t>Devotional audio, peacock feather textures, multi-resolution PNG/ICO icons</w:t>
             </w:r>
           </w:p>
         </w:tc>
@@ -1572,7 +1572,7 @@
           </w:tcPr>
           <w:p>
             <w:r>
-              <w:t>generate_docs.py, create_root_entry.py</w:t>
+              <w:t>generate_docs.py, generate_favicon.py, create_root_entry.py</w:t>
             </w:r>
           </w:p>
         </w:tc>
@@ -1583,7 +1583,7 @@
           </w:tcPr>
           <w:p>
             <w:r>
-              <w:t>Automated Word documentation and root HTML synchronization scripts</w:t>
+              <w:t>Automated Word documentation, favicon generation, and root HTML synchronization</w:t>
             </w:r>
           </w:p>
         </w:tc>
@@ -3814,6 +3814,66 @@
     <w:p>
       <w:pPr>
         <w:keepNext/>
+        <w:spacing w:before="280" w:after="120"/>
+      </w:pPr>
+      <w:r>
+        <w:rPr>
+          <w:rFonts w:ascii="Arial" w:hAnsi="Arial"/>
+          <w:b/>
+          <w:color w:val="C6A15B"/>
+          <w:sz w:val="28"/>
+        </w:rPr>
+        <w:t>7.7 Favicon Architecture &amp; Zero-404 Browser Resolution</w:t>
+      </w:r>
+    </w:p>
+    <w:p>
+      <w:r>
+        <w:t>Modern web browsers automatically dispatch background HTTP GET requests for '/favicon.ico' whenever an application page is accessed. To guarantee zero 404 errors and provide a crisp brand identity across browser tabs, bookmarks, and mobile home screens, a multi-resolution favicon asset pipeline was deployed:</w:t>
+      </w:r>
+    </w:p>
+    <w:p>
+      <w:pPr>
+        <w:pStyle w:val="ListBullet"/>
+      </w:pPr>
+      <w:r>
+        <w:t>Root Directory 'favicon.ico': Placed at the web server root containing packed multi-resolution icon sizes (16x16, 32x32, 48x48, 64x64, 128x128, 256x256) extracted and bounded from the divine peacock feather artwork.</w:t>
+      </w:r>
+    </w:p>
+    <w:p>
+      <w:pPr>
+        <w:pStyle w:val="ListBullet"/>
+      </w:pPr>
+      <w:r>
+        <w:t>Zero-404 Resolution: Satisfies unprompted browser root lookups ('/favicon.ico') with HTTP 200 OK across local development servers, Nginx Docker containers, and cloud hosts like Vercel.</w:t>
+      </w:r>
+    </w:p>
+    <w:p>
+      <w:pPr>
+        <w:pStyle w:val="ListBullet"/>
+      </w:pPr>
+      <w:r>
+        <w:t>High-DPI PNG Favicons: Stored in 'Image and Audio/' ('favicon-16x16.png', 'favicon-32x32.png', 'apple-touch-icon.png') for retina displays, iOS bookmark shortcuts, and modern Chromium/WebKit rendering engines.</w:t>
+      </w:r>
+    </w:p>
+    <w:p>
+      <w:pPr>
+        <w:pStyle w:val="ListBullet"/>
+      </w:pPr>
+      <w:r>
+        <w:t>Comprehensive HTML Linking: Integrated explicit '&lt;link rel="icon"&gt;' and '&lt;link rel="apple-touch-icon"&gt;' tags across all root and sub-directory pages ('index.html', 'invitation.html', 'HTML and CSS/index.html', 'HTML and CSS/invitation.html').</w:t>
+      </w:r>
+    </w:p>
+    <w:p>
+      <w:pPr>
+        <w:pStyle w:val="ListBullet"/>
+      </w:pPr>
+      <w:r>
+        <w:t>Automated Generation Pipeline: Added 'Python Scripts/generate_favicon.py' leveraging Pillow for repeatable, lossless icon generation with automatic aspect ratio padding and boundary centering.</w:t>
+      </w:r>
+    </w:p>
+    <w:p>
+      <w:pPr>
+        <w:keepNext/>
         <w:spacing w:before="360" w:after="160"/>
       </w:pPr>
       <w:r>
@@ -3965,6 +4025,58 @@
     <w:p>
       <w:r>
         <w:t>The Krishna Utsav 2K26 Web Portal successfully bridges traditional cultural heritage with modern web development practices. Through responsive CSS glassmorphism, gesture-compliant Web Audio integration, physics animations, automated documentation synchronization, and production-ready Docker containerization, the portal offers a robust, scalable, and visually enchanting event management platform suitable for academic presentation and real-world deployment.</w:t>
+      </w:r>
+    </w:p>
+    <w:p>
+      <w:pPr>
+        <w:keepNext/>
+        <w:spacing w:before="360" w:after="160"/>
+      </w:pPr>
+      <w:r>
+        <w:rPr>
+          <w:rFonts w:ascii="Arial" w:hAnsi="Arial"/>
+          <w:b/>
+          <w:color w:val="1A237E"/>
+          <w:sz w:val="36"/>
+        </w:rPr>
+        <w:t>10. Appendices &amp; References</w:t>
+      </w:r>
+    </w:p>
+    <w:p>
+      <w:r>
+        <w:t>Key project artifacts, configuration files, and references supporting the implementation:</w:t>
+      </w:r>
+    </w:p>
+    <w:p>
+      <w:pPr>
+        <w:pStyle w:val="ListBullet"/>
+      </w:pPr>
+      <w:r>
+        <w:t>Official Web Standards: W3C HTML5 &amp; CSS3 Recommendations for semantic markup and glassmorphic styling.</w:t>
+      </w:r>
+    </w:p>
+    <w:p>
+      <w:pPr>
+        <w:pStyle w:val="ListBullet"/>
+      </w:pPr>
+      <w:r>
+        <w:t>Web Audio API Specification: W3C AudioContext user gesture audio playback lifecycle management.</w:t>
+      </w:r>
+    </w:p>
+    <w:p>
+      <w:pPr>
+        <w:pStyle w:val="ListBullet"/>
+      </w:pPr>
+      <w:r>
+        <w:t>Docker Nginx Best Practices: Alpine Linux lightweight base image containerization with gzip performance tuning.</w:t>
+      </w:r>
+    </w:p>
+    <w:p>
+      <w:pPr>
+        <w:pStyle w:val="ListBullet"/>
+      </w:pPr>
+      <w:r>
+        <w:t>Favicon Standards: Multi-resolution .ICO specifications and WebKit/Chromium Touch Icon guidelines.</w:t>
       </w:r>
     </w:p>
     <w:sectPr>
